--- a/LD-01_数据接入详细设计.docx
+++ b/LD-01_数据接入详细设计.docx
@@ -285,6 +285,222 @@
       <w:pPr/>
       <w:r>
         <w:t>任一批次可以按 run_id 重跑，也可以按时间范围补数。两者都是幂等的：同一条源记录重复装载只会产生同一行。补数与常规运行使用同一段代码，不存在「补数专用脚本」——专用脚本是最容易与主逻辑漂移的东西，漂移之后补出来的数与日常口径不一致，且极难发现。</w:t>
+      </w:r>
+    </w:p>
+    <w:p>
+      <w:pPr>
+        <w:pStyle w:val="Heading2"/>
+      </w:pPr>
+      <w:r>
+        <w:t>3.4  为什么基线是水位轮询而不是 CDC</w:t>
+      </w:r>
+    </w:p>
+    <w:p>
+      <w:pPr/>
+      <w:r>
+        <w:t>展示库是 PostgreSQL，逻辑复制技术上成立，客户答复中亦有「新系统增量接入需具备 CDC 与 API 两种能力」一条。因此这里必须把选择的理由写清楚，而不是默认采用轮询。</w:t>
+      </w:r>
+    </w:p>
+    <w:p>
+      <w:pPr/>
+      <w:r>
+        <w:t>CDC 相对水位轮询有两项优势。第一项是亚秒延迟——本系统的要求是分钟级，用不上。第二项才是关键：源端的物理删除、以及原地更新但未变更时间戳的行，水位轮询永远看不见，那一行会一直留在库里，而且不报错。这是轮询的固有缺口，不是实现质量问题。</w:t>
+      </w:r>
+    </w:p>
+    <w:p>
+      <w:pPr/>
+      <w:r>
+        <w:t>但逻辑复制需要 DS 提供三样本方无权决定的东西：wal_level 设为 logical（改此参数要重启展示库）、一个带 REPLICATION 属性的角色与建槽权限（现在谈的是只读 SELECT 账号，见 IR-06）、以及由 DS 维护随 CAD 结构变更的 PUBLICATION。在这些未获书面确认前把 CDC 作为基线，等于把交付建在假设上。</w:t>
+      </w:r>
+    </w:p>
+    <w:tbl>
+      <w:tblPr>
+        <w:tblW w:type="auto" w:w="0"/>
+        <w:jc w:val="center"/>
+        <w:tblLayout w:type="fixed"/>
+        <w:tblLook w:firstColumn="1" w:firstRow="1" w:lastColumn="0" w:lastRow="0" w:noHBand="0" w:noVBand="1" w:val="04A0"/>
+        <w:tblLayout w:type="fixed"/>
+        <w:tblBorders>
+          <w:top w:val="single" w:sz="4" w:space="0" w:color="BFC7D2"/>
+          <w:left w:val="single" w:sz="4" w:space="0" w:color="BFC7D2"/>
+          <w:bottom w:val="single" w:sz="4" w:space="0" w:color="BFC7D2"/>
+          <w:right w:val="single" w:sz="4" w:space="0" w:color="BFC7D2"/>
+          <w:insideH w:val="single" w:sz="4" w:space="0" w:color="BFC7D2"/>
+          <w:insideV w:val="single" w:sz="4" w:space="0" w:color="BFC7D2"/>
+        </w:tblBorders>
+      </w:tblPr>
+      <w:tblGrid>
+        <w:gridCol w:w="3969"/>
+        <w:gridCol w:w="4989"/>
+      </w:tblGrid>
+      <w:tr>
+        <w:trPr>
+          <w:tblHeader/>
+        </w:trPr>
+        <w:tc>
+          <w:tcPr>
+            <w:tcW w:type="dxa" w:w="3969"/>
+            <w:shd w:val="clear" w:fill="EEF2FD"/>
+          </w:tcPr>
+          <w:p>
+            <w:pPr>
+              <w:spacing w:after="40" w:before="40"/>
+            </w:pPr>
+            <w:r>
+              <w:t>DS 的顾虑</w:t>
+            </w:r>
+          </w:p>
+        </w:tc>
+        <w:tc>
+          <w:tcPr>
+            <w:tcW w:type="dxa" w:w="4989"/>
+            <w:shd w:val="clear" w:fill="EEF2FD"/>
+          </w:tcPr>
+          <w:p>
+            <w:pPr>
+              <w:spacing w:after="40" w:before="40"/>
+            </w:pPr>
+            <w:r>
+              <w:t>实际风险与缓解</w:t>
+            </w:r>
+          </w:p>
+        </w:tc>
+      </w:tr>
+      <w:tr>
+        <w:trPr>
+          <w:tblHeader/>
+        </w:trPr>
+        <w:tc>
+          <w:tcPr>
+            <w:tcW w:type="dxa" w:w="3969"/>
+            <w:shd w:val="clear" w:fill="EEF2FD"/>
+          </w:tcPr>
+          <w:p>
+            <w:pPr>
+              <w:spacing w:after="40" w:before="40"/>
+            </w:pPr>
+            <w:r>
+              <w:rPr>
+                <w:b w:val="0"/>
+              </w:rPr>
+              <w:t>复制槽会撑爆源端磁盘</w:t>
+            </w:r>
+          </w:p>
+        </w:tc>
+        <w:tc>
+          <w:tcPr>
+            <w:tcW w:type="dxa" w:w="4989"/>
+            <w:shd w:val="clear" w:fill="EEF2FD"/>
+          </w:tcPr>
+          <w:p>
+            <w:pPr>
+              <w:spacing w:after="40" w:before="40"/>
+            </w:pPr>
+            <w:r>
+              <w:rPr>
+                <w:b w:val="0"/>
+              </w:rPr>
+              <w:t>本方消费端一停（停机、网络中断、离线补丁窗口），槽即持续保留 WAL。PG 13 起可用 max_slot_wal_keep_size 封顶，超限时槽失效而非磁盘耗尽——风险由「本方停机影响 CAD 展示库」降为「本方需重新全量同步」。这条可缓解，但需 DS 主动配置。</w:t>
+            </w:r>
+          </w:p>
+        </w:tc>
+      </w:tr>
+      <w:tr>
+        <w:trPr>
+          <w:tblHeader/>
+        </w:trPr>
+        <w:tc>
+          <w:tcPr>
+            <w:tcW w:type="dxa" w:w="3969"/>
+            <w:shd w:val="clear" w:fill="EEF2FD"/>
+          </w:tcPr>
+          <w:p>
+            <w:pPr>
+              <w:spacing w:after="40" w:before="40"/>
+            </w:pPr>
+            <w:r>
+              <w:rPr>
+                <w:b w:val="0"/>
+              </w:rPr>
+              <w:t>展示库可能是物理备库</w:t>
+            </w:r>
+          </w:p>
+        </w:tc>
+        <w:tc>
+          <w:tcPr>
+            <w:tcW w:type="dxa" w:w="4989"/>
+            <w:shd w:val="clear" w:fill="EEF2FD"/>
+          </w:tcPr>
+          <w:p>
+            <w:pPr>
+              <w:spacing w:after="40" w:before="40"/>
+            </w:pPr>
+            <w:r>
+              <w:rPr>
+                <w:b w:val="0"/>
+              </w:rPr>
+              <w:t>备库上的逻辑解码自 PostgreSQL 16 起才支持。DS 版本待确认（IR-02）。</w:t>
+            </w:r>
+          </w:p>
+        </w:tc>
+      </w:tr>
+      <w:tr>
+        <w:trPr>
+          <w:tblHeader/>
+        </w:trPr>
+        <w:tc>
+          <w:tcPr>
+            <w:tcW w:type="dxa" w:w="3969"/>
+            <w:shd w:val="clear" w:fill="EEF2FD"/>
+          </w:tcPr>
+          <w:p>
+            <w:pPr>
+              <w:spacing w:after="40" w:before="40"/>
+            </w:pPr>
+            <w:r>
+              <w:rPr>
+                <w:b w:val="0"/>
+              </w:rPr>
+              <w:t>需要引入新组件</w:t>
+            </w:r>
+          </w:p>
+        </w:tc>
+        <w:tc>
+          <w:tcPr>
+            <w:tcW w:type="dxa" w:w="4989"/>
+            <w:shd w:val="clear" w:fill="EEF2FD"/>
+          </w:tcPr>
+          <w:p>
+            <w:pPr>
+              <w:spacing w:after="40" w:before="40"/>
+            </w:pPr>
+            <w:r>
+              <w:rPr>
+                <w:b w:val="0"/>
+              </w:rPr>
+              <w:t>Debezium 一类连接器需 JVM 运行时并通常配套 Kafka，在离线环境中意味着新组件、新许可分析与新虚机。PostgreSQL 原生逻辑复制订阅可达同样目的而无此代价，故若采用 CDC 则走原生路线。</w:t>
+            </w:r>
+          </w:p>
+        </w:tc>
+      </w:tr>
+    </w:tbl>
+    <w:p/>
+    <w:p>
+      <w:pPr/>
+      <w:r>
+        <w:t>因此本设计的处置是：基线维持水位轮询；把逻辑复制作为备选正式列入 IR-02 向 DS 提出，不由本方代为判断对方会拒绝；并以 8.3 的滚动窗口校验补偿轮询的固有缺口，无论 CDC 谈成与否都保留（DD-61）。</w:t>
+      </w:r>
+    </w:p>
+    <w:p>
+      <w:pPr/>
+      <w:r>
+        <w:t>把选项正式提出这一点值得单独说明。DS 很可能基于运维风险选择水位方式，但那时留下的记录是「本方提出、对方权衡后选定」；若不提，将来一旦出现漏数争议，性质就变成「没想到」。这两者在合同层面完全不同。</w:t>
+      </w:r>
+    </w:p>
+    <w:p>
+      <w:pPr/>
+      <w:r>
+        <w:t>同批还需问清一件事：展示库若由 DS 自己的 ETL 灌入，某些表可能是整表重载。若如此，CDC 会产生海量伪变更，水位轮询同样失效——两种方案都要改（IR-02 第四问）。</w:t>
       </w:r>
     </w:p>
     <w:p>
@@ -662,7 +878,536 @@
         <w:pStyle w:val="Heading2"/>
       </w:pPr>
       <w:r>
-        <w:t>8.3  差异的处置</w:t>
+        <w:t>8.3  滚动窗口校验：轮询缺口的补偿</w:t>
+      </w:r>
+    </w:p>
+    <w:p>
+      <w:pPr/>
+      <w:r>
+        <w:t>水位轮询看不见源端的物理删除，也看不见未变更时间戳的原地更新（3.4）。8.1 与 8.2 的对账查不出这两类问题——它们比的是总量与分布，而这两类变更恰恰不改变本方已有数据的任何统计特征，只是让本方的数据与源端不再一致。</w:t>
+      </w:r>
+    </w:p>
+    <w:p>
+      <w:pPr/>
+      <w:r>
+        <w:t>因此增设滚动窗口校验，每日一次，在日切封账之后：取近 30 天，按日分区逐日比对源端与本方的行数与关键列哈希值。</w:t>
+      </w:r>
+    </w:p>
+    <w:p>
+      <w:pPr/>
+      <w:r>
+        <w:t>实现方式需要说明清楚，因为「两侧各自计算」这句话容易被误解为要 DS 部署一个程序——那样这个方案根本不成立。实际是：本方以只读账号向源库发一条聚合 SELECT，计算在 DS 的 PostgreSQL 引擎内完成，返回的是每天一行的（日期, 行数, 哈希）。DS 不需要安装或运行任何东西，数据本体不出源库，回传的只有聚合值。</w:t>
+      </w:r>
+    </w:p>
+    <w:p>
+      <w:pPr/>
+      <w:r>
+        <w:t>成立的前提是两侧的序列化规则完全一致，而默认的类型到文本转换并不可靠。实测：numeric 的裸 ::text 转换保留各自的标度，0.5 与 0.500 是同一个值却得到两种文本，哈希随之不同——数据完全一致，哈希就是对不上，而这类假差异查起来极费时间。因此序列化规则由契约固定，不依赖任何默认行为：</w:t>
+      </w:r>
+    </w:p>
+    <w:tbl>
+      <w:tblPr>
+        <w:tblW w:type="auto" w:w="0"/>
+        <w:jc w:val="center"/>
+        <w:tblLayout w:type="fixed"/>
+        <w:tblLook w:firstColumn="1" w:firstRow="1" w:lastColumn="0" w:lastRow="0" w:noHBand="0" w:noVBand="1" w:val="04A0"/>
+        <w:tblLayout w:type="fixed"/>
+        <w:tblBorders>
+          <w:top w:val="single" w:sz="4" w:space="0" w:color="BFC7D2"/>
+          <w:left w:val="single" w:sz="4" w:space="0" w:color="BFC7D2"/>
+          <w:bottom w:val="single" w:sz="4" w:space="0" w:color="BFC7D2"/>
+          <w:right w:val="single" w:sz="4" w:space="0" w:color="BFC7D2"/>
+          <w:insideH w:val="single" w:sz="4" w:space="0" w:color="BFC7D2"/>
+          <w:insideV w:val="single" w:sz="4" w:space="0" w:color="BFC7D2"/>
+        </w:tblBorders>
+      </w:tblPr>
+      <w:tblGrid>
+        <w:gridCol w:w="3969"/>
+        <w:gridCol w:w="4989"/>
+      </w:tblGrid>
+      <w:tr>
+        <w:trPr>
+          <w:tblHeader/>
+        </w:trPr>
+        <w:tc>
+          <w:tcPr>
+            <w:tcW w:type="dxa" w:w="3969"/>
+            <w:shd w:val="clear" w:fill="EEF2FD"/>
+          </w:tcPr>
+          <w:p>
+            <w:pPr>
+              <w:spacing w:after="40" w:before="40"/>
+            </w:pPr>
+            <w:r>
+              <w:t>规则</w:t>
+            </w:r>
+          </w:p>
+        </w:tc>
+        <w:tc>
+          <w:tcPr>
+            <w:tcW w:type="dxa" w:w="4989"/>
+            <w:shd w:val="clear" w:fill="EEF2FD"/>
+          </w:tcPr>
+          <w:p>
+            <w:pPr>
+              <w:spacing w:after="40" w:before="40"/>
+            </w:pPr>
+            <w:r>
+              <w:t>理由</w:t>
+            </w:r>
+          </w:p>
+        </w:tc>
+      </w:tr>
+      <w:tr>
+        <w:trPr>
+          <w:tblHeader/>
+        </w:trPr>
+        <w:tc>
+          <w:tcPr>
+            <w:tcW w:type="dxa" w:w="3969"/>
+            <w:shd w:val="clear" w:fill="EEF2FD"/>
+          </w:tcPr>
+          <w:p>
+            <w:pPr>
+              <w:spacing w:after="40" w:before="40"/>
+            </w:pPr>
+            <w:r>
+              <w:rPr>
+                <w:b w:val="0"/>
+              </w:rPr>
+              <w:t>数值一律 to_char 显式定标度，不用 ::text</w:t>
+            </w:r>
+          </w:p>
+        </w:tc>
+        <w:tc>
+          <w:tcPr>
+            <w:tcW w:type="dxa" w:w="4989"/>
+            <w:shd w:val="clear" w:fill="EEF2FD"/>
+          </w:tcPr>
+          <w:p>
+            <w:pPr>
+              <w:spacing w:after="40" w:before="40"/>
+            </w:pPr>
+            <w:r>
+              <w:rPr>
+                <w:b w:val="0"/>
+              </w:rPr>
+              <w:t>源端与本方的列定义标度可能不同，裸转换会产生假差异。</w:t>
+            </w:r>
+          </w:p>
+        </w:tc>
+      </w:tr>
+      <w:tr>
+        <w:trPr>
+          <w:tblHeader/>
+        </w:trPr>
+        <w:tc>
+          <w:tcPr>
+            <w:tcW w:type="dxa" w:w="3969"/>
+            <w:shd w:val="clear" w:fill="EEF2FD"/>
+          </w:tcPr>
+          <w:p>
+            <w:pPr>
+              <w:spacing w:after="40" w:before="40"/>
+            </w:pPr>
+            <w:r>
+              <w:rPr>
+                <w:b w:val="0"/>
+              </w:rPr>
+              <w:t>时间戳一律 AT TIME ZONE UTC 后按固定格式串</w:t>
+            </w:r>
+          </w:p>
+        </w:tc>
+        <w:tc>
+          <w:tcPr>
+            <w:tcW w:type="dxa" w:w="4989"/>
+            <w:shd w:val="clear" w:fill="EEF2FD"/>
+          </w:tcPr>
+          <w:p>
+            <w:pPr>
+              <w:spacing w:after="40" w:before="40"/>
+            </w:pPr>
+            <w:r>
+              <w:rPr>
+                <w:b w:val="0"/>
+              </w:rPr>
+              <w:t>不依赖会话的 TimeZone 与 DateStyle。实测把 DateStyle 改为 SQL, DMY 后哈希不变，只有分组标签的显示变化——因此客户端比较的是日期值而非其文本形式。</w:t>
+            </w:r>
+          </w:p>
+        </w:tc>
+      </w:tr>
+      <w:tr>
+        <w:trPr>
+          <w:tblHeader/>
+        </w:trPr>
+        <w:tc>
+          <w:tcPr>
+            <w:tcW w:type="dxa" w:w="3969"/>
+            <w:shd w:val="clear" w:fill="EEF2FD"/>
+          </w:tcPr>
+          <w:p>
+            <w:pPr>
+              <w:spacing w:after="40" w:before="40"/>
+            </w:pPr>
+            <w:r>
+              <w:rPr>
+                <w:b w:val="0"/>
+              </w:rPr>
+              <w:t>NULL 用 \N 哨兵</w:t>
+            </w:r>
+          </w:p>
+        </w:tc>
+        <w:tc>
+          <w:tcPr>
+            <w:tcW w:type="dxa" w:w="4989"/>
+            <w:shd w:val="clear" w:fill="EEF2FD"/>
+          </w:tcPr>
+          <w:p>
+            <w:pPr>
+              <w:spacing w:after="40" w:before="40"/>
+            </w:pPr>
+            <w:r>
+              <w:rPr>
+                <w:b w:val="0"/>
+              </w:rPr>
+              <w:t>空串与 NULL 必须能分辨，否则一个被清空的字段看起来仍然一致。</w:t>
+            </w:r>
+          </w:p>
+        </w:tc>
+      </w:tr>
+      <w:tr>
+        <w:trPr>
+          <w:tblHeader/>
+        </w:trPr>
+        <w:tc>
+          <w:tcPr>
+            <w:tcW w:type="dxa" w:w="3969"/>
+            <w:shd w:val="clear" w:fill="EEF2FD"/>
+          </w:tcPr>
+          <w:p>
+            <w:pPr>
+              <w:spacing w:after="40" w:before="40"/>
+            </w:pPr>
+            <w:r>
+              <w:rPr>
+                <w:b w:val="0"/>
+              </w:rPr>
+              <w:t>列顺序按契约声明，而非表定义顺序</w:t>
+            </w:r>
+          </w:p>
+        </w:tc>
+        <w:tc>
+          <w:tcPr>
+            <w:tcW w:type="dxa" w:w="4989"/>
+            <w:shd w:val="clear" w:fill="EEF2FD"/>
+          </w:tcPr>
+          <w:p>
+            <w:pPr>
+              <w:spacing w:after="40" w:before="40"/>
+            </w:pPr>
+            <w:r>
+              <w:rPr>
+                <w:b w:val="0"/>
+              </w:rPr>
+              <w:t>ALTER TABLE 会改变表定义顺序，届时哈希全线不一致，而数据没有任何问题。</w:t>
+            </w:r>
+          </w:p>
+        </w:tc>
+      </w:tr>
+      <w:tr>
+        <w:trPr>
+          <w:tblHeader/>
+        </w:trPr>
+        <w:tc>
+          <w:tcPr>
+            <w:tcW w:type="dxa" w:w="3969"/>
+            <w:shd w:val="clear" w:fill="EEF2FD"/>
+          </w:tcPr>
+          <w:p>
+            <w:pPr>
+              <w:spacing w:after="40" w:before="40"/>
+            </w:pPr>
+            <w:r>
+              <w:rPr>
+                <w:b w:val="0"/>
+              </w:rPr>
+              <w:t>聚合用与顺序无关的求和</w:t>
+            </w:r>
+          </w:p>
+        </w:tc>
+        <w:tc>
+          <w:tcPr>
+            <w:tcW w:type="dxa" w:w="4989"/>
+            <w:shd w:val="clear" w:fill="EEF2FD"/>
+          </w:tcPr>
+          <w:p>
+            <w:pPr>
+              <w:spacing w:after="40" w:before="40"/>
+            </w:pPr>
+            <w:r>
+              <w:rPr>
+                <w:b w:val="0"/>
+              </w:rPr>
+              <w:t>md5 取两段 32 位切片各自求和，等效 64 位。不用 string_agg——它需要排序且内存随行数线性增长，在源端跑大分区会很难看。</w:t>
+            </w:r>
+          </w:p>
+        </w:tc>
+      </w:tr>
+    </w:tbl>
+    <w:p/>
+    <w:p>
+      <w:pPr/>
+      <w:r>
+        <w:t>本方侧对 raw 的副本执行同一段序列化与聚合逻辑，代码共用，不写两份——两份实现迟早会漂移，而漂移之后所有的差异都是假的。</w:t>
+      </w:r>
+    </w:p>
+    <w:p>
+      <w:pPr/>
+      <w:r>
+        <w:t>负载须与 DS 写入接口协议：这是一次日分区的顺序扫描，时段、频率与并发上限都要谈定（IR-06 已在询问负载约束）。若 DS 不接受每日全窗口扫描，退路按优先次序为：降频至每周、缩短窗口、只对关键列子集计算哈希。三者都损失覆盖度，但都强于没有。</w:t>
+      </w:r>
+    </w:p>
+    <w:p>
+      <w:pPr/>
+      <w:r>
+        <w:t>同一方法可用于 8.1 的归档逐批对账，T-SQL 侧改用 HASHBYTES。但序列化规则须在 SQL Server 上重新逐项验证，不得假定两个引擎的默认文本表示一致——上面 numeric 的例子在同一个引擎内就已出现，跨引擎只会更多。</w:t>
+      </w:r>
+    </w:p>
+    <w:tbl>
+      <w:tblPr>
+        <w:tblW w:type="auto" w:w="0"/>
+        <w:jc w:val="center"/>
+        <w:tblLayout w:type="fixed"/>
+        <w:tblLook w:firstColumn="1" w:firstRow="1" w:lastColumn="0" w:lastRow="0" w:noHBand="0" w:noVBand="1" w:val="04A0"/>
+        <w:tblLayout w:type="fixed"/>
+        <w:tblBorders>
+          <w:top w:val="single" w:sz="4" w:space="0" w:color="BFC7D2"/>
+          <w:left w:val="single" w:sz="4" w:space="0" w:color="BFC7D2"/>
+          <w:bottom w:val="single" w:sz="4" w:space="0" w:color="BFC7D2"/>
+          <w:right w:val="single" w:sz="4" w:space="0" w:color="BFC7D2"/>
+          <w:insideH w:val="single" w:sz="4" w:space="0" w:color="BFC7D2"/>
+          <w:insideV w:val="single" w:sz="4" w:space="0" w:color="BFC7D2"/>
+        </w:tblBorders>
+      </w:tblPr>
+      <w:tblGrid>
+        <w:gridCol w:w="3969"/>
+        <w:gridCol w:w="4989"/>
+      </w:tblGrid>
+      <w:tr>
+        <w:trPr>
+          <w:tblHeader/>
+        </w:trPr>
+        <w:tc>
+          <w:tcPr>
+            <w:tcW w:type="dxa" w:w="3969"/>
+            <w:shd w:val="clear" w:fill="EEF2FD"/>
+          </w:tcPr>
+          <w:p>
+            <w:pPr>
+              <w:spacing w:after="40" w:before="40"/>
+            </w:pPr>
+            <w:r>
+              <w:t>比对结果</w:t>
+            </w:r>
+          </w:p>
+        </w:tc>
+        <w:tc>
+          <w:tcPr>
+            <w:tcW w:type="dxa" w:w="4989"/>
+            <w:shd w:val="clear" w:fill="EEF2FD"/>
+          </w:tcPr>
+          <w:p>
+            <w:pPr>
+              <w:spacing w:after="40" w:before="40"/>
+            </w:pPr>
+            <w:r>
+              <w:t>含义与处置</w:t>
+            </w:r>
+          </w:p>
+        </w:tc>
+      </w:tr>
+      <w:tr>
+        <w:trPr>
+          <w:tblHeader/>
+        </w:trPr>
+        <w:tc>
+          <w:tcPr>
+            <w:tcW w:type="dxa" w:w="3969"/>
+            <w:shd w:val="clear" w:fill="EEF2FD"/>
+          </w:tcPr>
+          <w:p>
+            <w:pPr>
+              <w:spacing w:after="40" w:before="40"/>
+            </w:pPr>
+            <w:r>
+              <w:rPr>
+                <w:b w:val="0"/>
+              </w:rPr>
+              <w:t>行数与哈希均一致</w:t>
+            </w:r>
+          </w:p>
+        </w:tc>
+        <w:tc>
+          <w:tcPr>
+            <w:tcW w:type="dxa" w:w="4989"/>
+            <w:shd w:val="clear" w:fill="EEF2FD"/>
+          </w:tcPr>
+          <w:p>
+            <w:pPr>
+              <w:spacing w:after="40" w:before="40"/>
+            </w:pPr>
+            <w:r>
+              <w:rPr>
+                <w:b w:val="0"/>
+              </w:rPr>
+              <w:t>该日分区一致，无动作。</w:t>
+            </w:r>
+          </w:p>
+        </w:tc>
+      </w:tr>
+      <w:tr>
+        <w:trPr>
+          <w:tblHeader/>
+        </w:trPr>
+        <w:tc>
+          <w:tcPr>
+            <w:tcW w:type="dxa" w:w="3969"/>
+            <w:shd w:val="clear" w:fill="EEF2FD"/>
+          </w:tcPr>
+          <w:p>
+            <w:pPr>
+              <w:spacing w:after="40" w:before="40"/>
+            </w:pPr>
+            <w:r>
+              <w:rPr>
+                <w:b w:val="0"/>
+              </w:rPr>
+              <w:t>行数一致、哈希不一致</w:t>
+            </w:r>
+          </w:p>
+        </w:tc>
+        <w:tc>
+          <w:tcPr>
+            <w:tcW w:type="dxa" w:w="4989"/>
+            <w:shd w:val="clear" w:fill="EEF2FD"/>
+          </w:tcPr>
+          <w:p>
+            <w:pPr>
+              <w:spacing w:after="40" w:before="40"/>
+            </w:pPr>
+            <w:r>
+              <w:rPr>
+                <w:b w:val="0"/>
+              </w:rPr>
+              <w:t>存在原地更新且水位未捕获。定位到具体行后按幂等键重取该日数据。</w:t>
+            </w:r>
+          </w:p>
+        </w:tc>
+      </w:tr>
+      <w:tr>
+        <w:trPr>
+          <w:tblHeader/>
+        </w:trPr>
+        <w:tc>
+          <w:tcPr>
+            <w:tcW w:type="dxa" w:w="3969"/>
+            <w:shd w:val="clear" w:fill="EEF2FD"/>
+          </w:tcPr>
+          <w:p>
+            <w:pPr>
+              <w:spacing w:after="40" w:before="40"/>
+            </w:pPr>
+            <w:r>
+              <w:rPr>
+                <w:b w:val="0"/>
+              </w:rPr>
+              <w:t>本方行数多于源端</w:t>
+            </w:r>
+          </w:p>
+        </w:tc>
+        <w:tc>
+          <w:tcPr>
+            <w:tcW w:type="dxa" w:w="4989"/>
+            <w:shd w:val="clear" w:fill="EEF2FD"/>
+          </w:tcPr>
+          <w:p>
+            <w:pPr>
+              <w:spacing w:after="40" w:before="40"/>
+            </w:pPr>
+            <w:r>
+              <w:rPr>
+                <w:b w:val="0"/>
+              </w:rPr>
+              <w:t>源端发生了物理删除。这是最需要显式处置的一类：须先确认 CAD 的删除语义（业务撤单还是数据修正），再决定本方是同步删除还是标记失效——两者对历史指标的影响完全不同，不能由技术侧径自决定。</w:t>
+            </w:r>
+          </w:p>
+        </w:tc>
+      </w:tr>
+      <w:tr>
+        <w:trPr>
+          <w:tblHeader/>
+        </w:trPr>
+        <w:tc>
+          <w:tcPr>
+            <w:tcW w:type="dxa" w:w="3969"/>
+            <w:shd w:val="clear" w:fill="EEF2FD"/>
+          </w:tcPr>
+          <w:p>
+            <w:pPr>
+              <w:spacing w:after="40" w:before="40"/>
+            </w:pPr>
+            <w:r>
+              <w:rPr>
+                <w:b w:val="0"/>
+              </w:rPr>
+              <w:t>本方行数少于源端</w:t>
+            </w:r>
+          </w:p>
+        </w:tc>
+        <w:tc>
+          <w:tcPr>
+            <w:tcW w:type="dxa" w:w="4989"/>
+            <w:shd w:val="clear" w:fill="EEF2FD"/>
+          </w:tcPr>
+          <w:p>
+            <w:pPr>
+              <w:spacing w:after="40" w:before="40"/>
+            </w:pPr>
+            <w:r>
+              <w:rPr>
+                <w:b w:val="0"/>
+              </w:rPr>
+              <w:t>漏数。查水位、批次边界与隔离区，通常是某批仍在隔离而未被注意到。</w:t>
+            </w:r>
+          </w:p>
+        </w:tc>
+      </w:tr>
+    </w:tbl>
+    <w:p/>
+    <w:p>
+      <w:pPr/>
+      <w:r>
+        <w:t>窗口取 30 天是一个权衡：足以覆盖绝大多数迟到与更正，又不至于让每日扫描的代价过大。窗口长度入配置而非写死，实施期按实际负载调整。</w:t>
+      </w:r>
+    </w:p>
+    <w:p>
+      <w:pPr/>
+      <w:r>
+        <w:t>这道校验独立于 CDC 是否采用：若 DS 同意逻辑复制，它是对 CDC 链路本身的交叉验证；若维持水位轮询，它是唯一能发现上述两类变更的手段。两种情况下都保留（DD-61）。</w:t>
+      </w:r>
+    </w:p>
+    <w:p>
+      <w:pPr/>
+      <w:r>
+        <w:t>需要说明它不是万能的：它只覆盖滚动窗口内的分区。窗口之外的历史数据若在源端被修改，本方不会发现。这是一条已知边界，写入迁移与运维文档，而不是留给使用者自行想象。</w:t>
+      </w:r>
+    </w:p>
+    <w:p>
+      <w:pPr>
+        <w:pStyle w:val="Heading2"/>
+      </w:pPr>
+      <w:r>
+        <w:t>8.4  差异的处置</w:t>
       </w:r>
     </w:p>
     <w:p/>
@@ -3671,7 +4416,7 @@
               <w:rPr>
                 <w:b w:val="0"/>
               </w:rPr>
-              <w:t>IR-01 / IR-02（T-28）</w:t>
+              <w:t>IR-01 / IR-02（T-02 · T-28）</w:t>
             </w:r>
           </w:p>
         </w:tc>
@@ -3688,7 +4433,7 @@
               <w:rPr>
                 <w:b w:val="0"/>
               </w:rPr>
-              <w:t>CAD 展示库数据字典与增量列形态。决定第 3 章取增量的方式，若无行更新时刻则须以业务时间加回溯窗口取数，装载量增加。</w:t>
+              <w:t>CAD 展示库数据字典、增量列形态、物理删除与原地更新的表达方式，以及能否提供逻辑复制。决定第 3 章取增量的方式；若无行更新时刻则须以业务时间加回溯窗口取数，装载量增加；若存在物理删除或不动时间戳的更新，则 8.3 的滚动窗口校验由「加固措施」升为「必需项」。</w:t>
             </w:r>
           </w:p>
         </w:tc>
